--- a/appendix/Doc-GZ - 20260417 - v3 (by 20260420).docx
+++ b/appendix/Doc-GZ - 20260417 - v3 (by 20260420).docx
@@ -15898,6 +15898,7 @@
                 <w:bCs/>
               </w:rPr>
             </w:pPr>
+            <w:proofErr w:type="gramStart"/>
             <w:r>
               <w:rPr>
                 <w:rFonts w:ascii="Times New Roman" w:hAnsi="Times New Roman" w:cs="Times New Roman" w:hint="eastAsia"/>
@@ -15916,7 +15917,16 @@
                 <w:b/>
                 <w:bCs/>
               </w:rPr>
-              <w:t>./</w:t>
+              <w:t>.</w:t>
+            </w:r>
+            <w:proofErr w:type="gramEnd"/>
+            <w:r>
+              <w:rPr>
+                <w:rFonts w:ascii="Times New Roman" w:hAnsi="Times New Roman" w:cs="Times New Roman"/>
+                <w:b/>
+                <w:bCs/>
+              </w:rPr>
+              <w:t>/</w:t>
             </w:r>
             <w:hyperlink r:id="rId108" w:anchor="file-config-sh" w:history="1">
               <w:r>
@@ -16115,6 +16125,7 @@
                 <w:bCs/>
               </w:rPr>
             </w:pPr>
+            <w:proofErr w:type="gramStart"/>
             <w:r>
               <w:rPr>
                 <w:rFonts w:ascii="Times New Roman" w:hAnsi="Times New Roman" w:cs="Times New Roman" w:hint="eastAsia"/>
@@ -16133,7 +16144,16 @@
                 <w:b/>
                 <w:bCs/>
               </w:rPr>
-              <w:t>./</w:t>
+              <w:t>.</w:t>
+            </w:r>
+            <w:proofErr w:type="gramEnd"/>
+            <w:r>
+              <w:rPr>
+                <w:rFonts w:ascii="Times New Roman" w:hAnsi="Times New Roman" w:cs="Times New Roman"/>
+                <w:b/>
+                <w:bCs/>
+              </w:rPr>
+              <w:t>/</w:t>
             </w:r>
             <w:hyperlink r:id="rId109" w:anchor="file-scp-sh" w:history="1">
               <w:r>
@@ -16327,6 +16347,7 @@
                 <w:bCs/>
               </w:rPr>
             </w:pPr>
+            <w:proofErr w:type="gramStart"/>
             <w:r>
               <w:rPr>
                 <w:rFonts w:ascii="Times New Roman" w:hAnsi="Times New Roman" w:cs="Times New Roman" w:hint="eastAsia"/>
@@ -16345,7 +16366,16 @@
                 <w:b/>
                 <w:bCs/>
               </w:rPr>
-              <w:t>./</w:t>
+              <w:t>.</w:t>
+            </w:r>
+            <w:proofErr w:type="gramEnd"/>
+            <w:r>
+              <w:rPr>
+                <w:rFonts w:ascii="Times New Roman" w:hAnsi="Times New Roman" w:cs="Times New Roman"/>
+                <w:b/>
+                <w:bCs/>
+              </w:rPr>
+              <w:t>/</w:t>
             </w:r>
             <w:hyperlink r:id="rId110" w:anchor="file-orderer1-sh" w:history="1">
               <w:r>
@@ -16427,6 +16457,7 @@
                 <w:rFonts w:ascii="Times New Roman" w:hAnsi="Times New Roman" w:cs="Times New Roman"/>
               </w:rPr>
             </w:pPr>
+            <w:proofErr w:type="gramStart"/>
             <w:r>
               <w:rPr>
                 <w:rFonts w:ascii="Times New Roman" w:hAnsi="Times New Roman" w:cs="Times New Roman" w:hint="eastAsia"/>
@@ -16437,7 +16468,14 @@
               <w:rPr>
                 <w:rFonts w:ascii="Times New Roman" w:hAnsi="Times New Roman" w:cs="Times New Roman"/>
               </w:rPr>
-              <w:t xml:space="preserve"> ./</w:t>
+              <w:t xml:space="preserve"> .</w:t>
+            </w:r>
+            <w:proofErr w:type="gramEnd"/>
+            <w:r>
+              <w:rPr>
+                <w:rFonts w:ascii="Times New Roman" w:hAnsi="Times New Roman" w:cs="Times New Roman"/>
+              </w:rPr>
+              <w:t>/</w:t>
             </w:r>
             <w:hyperlink r:id="rId111" w:anchor="file-orderer2-sh" w:history="1">
               <w:r>
@@ -16464,6 +16502,7 @@
                 <w:rFonts w:ascii="Times New Roman" w:hAnsi="Times New Roman" w:cs="Times New Roman"/>
               </w:rPr>
             </w:pPr>
+            <w:proofErr w:type="gramStart"/>
             <w:r>
               <w:rPr>
                 <w:rFonts w:ascii="Times New Roman" w:hAnsi="Times New Roman" w:cs="Times New Roman" w:hint="eastAsia"/>
@@ -16474,7 +16513,14 @@
               <w:rPr>
                 <w:rFonts w:ascii="Times New Roman" w:hAnsi="Times New Roman" w:cs="Times New Roman"/>
               </w:rPr>
-              <w:t xml:space="preserve"> ./</w:t>
+              <w:t xml:space="preserve"> .</w:t>
+            </w:r>
+            <w:proofErr w:type="gramEnd"/>
+            <w:r>
+              <w:rPr>
+                <w:rFonts w:ascii="Times New Roman" w:hAnsi="Times New Roman" w:cs="Times New Roman"/>
+              </w:rPr>
+              <w:t>/</w:t>
             </w:r>
             <w:hyperlink r:id="rId112" w:anchor="file-orderer3-sh" w:history="1">
               <w:r>
@@ -16501,6 +16547,7 @@
                 <w:rFonts w:ascii="Times New Roman" w:hAnsi="Times New Roman" w:cs="Times New Roman"/>
               </w:rPr>
             </w:pPr>
+            <w:proofErr w:type="gramStart"/>
             <w:r>
               <w:rPr>
                 <w:rFonts w:ascii="Times New Roman" w:hAnsi="Times New Roman" w:cs="Times New Roman" w:hint="eastAsia"/>
@@ -16511,7 +16558,14 @@
               <w:rPr>
                 <w:rFonts w:ascii="Times New Roman" w:hAnsi="Times New Roman" w:cs="Times New Roman"/>
               </w:rPr>
-              <w:t xml:space="preserve"> ./</w:t>
+              <w:t xml:space="preserve"> .</w:t>
+            </w:r>
+            <w:proofErr w:type="gramEnd"/>
+            <w:r>
+              <w:rPr>
+                <w:rFonts w:ascii="Times New Roman" w:hAnsi="Times New Roman" w:cs="Times New Roman"/>
+              </w:rPr>
+              <w:t>/</w:t>
             </w:r>
             <w:hyperlink r:id="rId113" w:anchor="file-orderer4-sh" w:history="1">
               <w:r>
@@ -16538,6 +16592,7 @@
                 <w:rFonts w:ascii="Times New Roman" w:hAnsi="Times New Roman" w:cs="Times New Roman"/>
               </w:rPr>
             </w:pPr>
+            <w:proofErr w:type="gramStart"/>
             <w:r>
               <w:rPr>
                 <w:rFonts w:ascii="Times New Roman" w:hAnsi="Times New Roman" w:cs="Times New Roman" w:hint="eastAsia"/>
@@ -16548,7 +16603,14 @@
               <w:rPr>
                 <w:rFonts w:ascii="Times New Roman" w:hAnsi="Times New Roman" w:cs="Times New Roman"/>
               </w:rPr>
-              <w:t xml:space="preserve"> ./</w:t>
+              <w:t xml:space="preserve"> .</w:t>
+            </w:r>
+            <w:proofErr w:type="gramEnd"/>
+            <w:r>
+              <w:rPr>
+                <w:rFonts w:ascii="Times New Roman" w:hAnsi="Times New Roman" w:cs="Times New Roman"/>
+              </w:rPr>
+              <w:t>/</w:t>
             </w:r>
             <w:hyperlink r:id="rId114" w:anchor="file-orderer5-sh" w:history="1">
               <w:r>
@@ -16780,6 +16842,7 @@
                 <w:color w:val="7030A0"/>
               </w:rPr>
             </w:pPr>
+            <w:proofErr w:type="gramStart"/>
             <w:r>
               <w:rPr>
                 <w:rFonts w:ascii="Times New Roman" w:hAnsi="Times New Roman" w:cs="Times New Roman" w:hint="eastAsia"/>
@@ -16790,7 +16853,14 @@
               <w:rPr>
                 <w:rFonts w:ascii="Times New Roman" w:hAnsi="Times New Roman" w:cs="Times New Roman"/>
               </w:rPr>
-              <w:t xml:space="preserve"> ./</w:t>
+              <w:t xml:space="preserve"> .</w:t>
+            </w:r>
+            <w:proofErr w:type="gramEnd"/>
+            <w:r>
+              <w:rPr>
+                <w:rFonts w:ascii="Times New Roman" w:hAnsi="Times New Roman" w:cs="Times New Roman"/>
+              </w:rPr>
+              <w:t>/</w:t>
             </w:r>
             <w:hyperlink r:id="rId115" w:anchor="file-peer1-sh" w:history="1">
               <w:r>
@@ -17089,6 +17159,7 @@
                 <w:u w:val="single"/>
               </w:rPr>
             </w:pPr>
+            <w:proofErr w:type="gramStart"/>
             <w:r>
               <w:rPr>
                 <w:rFonts w:ascii="Times New Roman" w:hAnsi="Times New Roman" w:cs="Times New Roman" w:hint="eastAsia"/>
@@ -17099,7 +17170,14 @@
               <w:rPr>
                 <w:rFonts w:ascii="Times New Roman" w:hAnsi="Times New Roman" w:cs="Times New Roman"/>
               </w:rPr>
-              <w:t xml:space="preserve"> ./</w:t>
+              <w:t xml:space="preserve"> .</w:t>
+            </w:r>
+            <w:proofErr w:type="gramEnd"/>
+            <w:r>
+              <w:rPr>
+                <w:rFonts w:ascii="Times New Roman" w:hAnsi="Times New Roman" w:cs="Times New Roman"/>
+              </w:rPr>
+              <w:t>/</w:t>
             </w:r>
             <w:hyperlink r:id="rId116" w:anchor="file-peer2-sh" w:history="1">
               <w:r>
@@ -17372,6 +17450,7 @@
                 <w:rFonts w:ascii="Times New Roman" w:hAnsi="Times New Roman" w:cs="Times New Roman"/>
               </w:rPr>
             </w:pPr>
+            <w:proofErr w:type="gramStart"/>
             <w:r>
               <w:rPr>
                 <w:rFonts w:ascii="Times New Roman" w:hAnsi="Times New Roman" w:cs="Times New Roman" w:hint="eastAsia"/>
@@ -17382,7 +17461,14 @@
               <w:rPr>
                 <w:rFonts w:ascii="Times New Roman" w:hAnsi="Times New Roman" w:cs="Times New Roman"/>
               </w:rPr>
-              <w:t xml:space="preserve"> ./</w:t>
+              <w:t xml:space="preserve"> .</w:t>
+            </w:r>
+            <w:proofErr w:type="gramEnd"/>
+            <w:r>
+              <w:rPr>
+                <w:rFonts w:ascii="Times New Roman" w:hAnsi="Times New Roman" w:cs="Times New Roman"/>
+              </w:rPr>
+              <w:t>/</w:t>
             </w:r>
             <w:hyperlink r:id="rId117" w:anchor="file-cli-sh" w:history="1">
               <w:r>
@@ -17651,6 +17737,7 @@
         <w:t xml:space="preserve"> (of peer0.org1) connects to Peer0.org1.example.com:7051, creates a </w:t>
       </w:r>
       <w:proofErr w:type="spellStart"/>
+      <w:proofErr w:type="gramStart"/>
       <w:r>
         <w:rPr>
           <w:rFonts w:ascii="Times New Roman" w:hAnsi="Times New Roman" w:cs="Times New Roman"/>
@@ -17658,6 +17745,7 @@
         <w:t>channel.block</w:t>
       </w:r>
       <w:proofErr w:type="spellEnd"/>
+      <w:proofErr w:type="gramEnd"/>
       <w:r>
         <w:rPr>
           <w:rFonts w:ascii="Times New Roman" w:hAnsi="Times New Roman" w:cs="Times New Roman"/>
@@ -17710,6 +17798,7 @@
               </w:rPr>
               <w:t xml:space="preserve">// </w:t>
             </w:r>
+            <w:proofErr w:type="gramStart"/>
             <w:r>
               <w:rPr>
                 <w:rFonts w:asciiTheme="minorHAnsi" w:hAnsiTheme="minorHAnsi" w:cstheme="minorHAnsi"/>
@@ -17718,6 +17807,7 @@
               </w:rPr>
               <w:t>CLI  goes</w:t>
             </w:r>
+            <w:proofErr w:type="gramEnd"/>
             <w:r>
               <w:rPr>
                 <w:rFonts w:asciiTheme="minorHAnsi" w:hAnsiTheme="minorHAnsi" w:cstheme="minorHAnsi"/>
@@ -17791,15 +17881,32 @@
                 <w:szCs w:val="22"/>
               </w:rPr>
               <w:br/>
-              <w:t xml:space="preserve"># </w:t>
-            </w:r>
+            </w:r>
+            <w:proofErr w:type="gramStart"/>
             <w:r>
               <w:rPr>
                 <w:rFonts w:asciiTheme="minorHAnsi" w:hAnsiTheme="minorHAnsi" w:cstheme="minorHAnsi"/>
                 <w:sz w:val="22"/>
                 <w:szCs w:val="22"/>
               </w:rPr>
-              <w:t>./</w:t>
+              <w:t xml:space="preserve"># </w:t>
+            </w:r>
+            <w:r>
+              <w:rPr>
+                <w:rFonts w:asciiTheme="minorHAnsi" w:hAnsiTheme="minorHAnsi" w:cstheme="minorHAnsi"/>
+                <w:sz w:val="22"/>
+                <w:szCs w:val="22"/>
+              </w:rPr>
+              <w:t>.</w:t>
+            </w:r>
+            <w:proofErr w:type="gramEnd"/>
+            <w:r>
+              <w:rPr>
+                <w:rFonts w:asciiTheme="minorHAnsi" w:hAnsiTheme="minorHAnsi" w:cstheme="minorHAnsi"/>
+                <w:sz w:val="22"/>
+                <w:szCs w:val="22"/>
+              </w:rPr>
+              <w:t>/</w:t>
             </w:r>
             <w:hyperlink r:id="rId118" w:anchor="file-step1-sh" w:history="1">
               <w:r>
@@ -17921,6 +18028,7 @@
                 <w:szCs w:val="22"/>
               </w:rPr>
             </w:pPr>
+            <w:proofErr w:type="gramStart"/>
             <w:r>
               <w:rPr>
                 <w:rFonts w:asciiTheme="minorHAnsi" w:hAnsiTheme="minorHAnsi" w:cstheme="minorHAnsi"/>
@@ -17935,7 +18043,16 @@
                 <w:sz w:val="22"/>
                 <w:szCs w:val="22"/>
               </w:rPr>
-              <w:t>./</w:t>
+              <w:t>.</w:t>
+            </w:r>
+            <w:proofErr w:type="gramEnd"/>
+            <w:r>
+              <w:rPr>
+                <w:rFonts w:asciiTheme="minorHAnsi" w:hAnsiTheme="minorHAnsi" w:cstheme="minorHAnsi"/>
+                <w:sz w:val="22"/>
+                <w:szCs w:val="22"/>
+              </w:rPr>
+              <w:t>/</w:t>
             </w:r>
             <w:hyperlink r:id="rId119" w:anchor="file-step2-sh" w:history="1">
               <w:r>
@@ -24979,7 +25096,25 @@
               <w:t>$</w:t>
             </w:r>
             <w:r>
-              <w:t xml:space="preserve"> vi prepare_wallet_user1_org3.py</w:t>
+              <w:t xml:space="preserve"> vi </w:t>
+            </w:r>
+            <w:r>
+              <w:fldChar w:fldCharType="begin"/>
+            </w:r>
+            <w:r>
+              <w:instrText xml:space="preserve"> HYPERLINK "https://gist.github.com/Canhui/6ab185e70cbb286fe07cea512b984505" </w:instrText>
+            </w:r>
+            <w:r>
+              <w:fldChar w:fldCharType="separate"/>
+            </w:r>
+            <w:r>
+              <w:rPr>
+                <w:rStyle w:val="a7"/>
+              </w:rPr>
+              <w:t>prepare_wallet_user1_org3.py</w:t>
+            </w:r>
+            <w:r>
+              <w:fldChar w:fldCharType="end"/>
             </w:r>
           </w:p>
           <w:p>
@@ -24999,7 +25134,43 @@
               <w:rPr>
                 <w:bCs/>
               </w:rPr>
-              <w:t xml:space="preserve"> vi prepare_wallet_user1_org4.py</w:t>
+              <w:t xml:space="preserve"> vi </w:t>
+            </w:r>
+            <w:r>
+              <w:rPr>
+                <w:bCs/>
+              </w:rPr>
+              <w:fldChar w:fldCharType="begin"/>
+            </w:r>
+            <w:r>
+              <w:rPr>
+                <w:bCs/>
+              </w:rPr>
+              <w:instrText xml:space="preserve"> HYPERLINK "https://gist.github.com/Canhui/deefbc7c6cea7737abd95d299fd0a6e5" </w:instrText>
+            </w:r>
+            <w:r>
+              <w:rPr>
+                <w:bCs/>
+              </w:rPr>
+            </w:r>
+            <w:r>
+              <w:rPr>
+                <w:bCs/>
+              </w:rPr>
+              <w:fldChar w:fldCharType="separate"/>
+            </w:r>
+            <w:r>
+              <w:rPr>
+                <w:rStyle w:val="a7"/>
+                <w:bCs/>
+              </w:rPr>
+              <w:t>prepare_wallet_user1_org4.py</w:t>
+            </w:r>
+            <w:r>
+              <w:rPr>
+                <w:bCs/>
+              </w:rPr>
+              <w:fldChar w:fldCharType="end"/>
             </w:r>
           </w:p>
           <w:p>
@@ -25020,7 +25191,43 @@
               <w:rPr>
                 <w:bCs/>
               </w:rPr>
-              <w:t xml:space="preserve"> vi prepare_wallet_user1_org5.py</w:t>
+              <w:t xml:space="preserve"> vi </w:t>
+            </w:r>
+            <w:r>
+              <w:rPr>
+                <w:bCs/>
+              </w:rPr>
+              <w:fldChar w:fldCharType="begin"/>
+            </w:r>
+            <w:r>
+              <w:rPr>
+                <w:bCs/>
+              </w:rPr>
+              <w:instrText xml:space="preserve"> HYPERLINK "https://gist.github.com/Canhui/298fb4b09b6b5577cd7117f981141a5d" </w:instrText>
+            </w:r>
+            <w:r>
+              <w:rPr>
+                <w:bCs/>
+              </w:rPr>
+            </w:r>
+            <w:r>
+              <w:rPr>
+                <w:bCs/>
+              </w:rPr>
+              <w:fldChar w:fldCharType="separate"/>
+            </w:r>
+            <w:r>
+              <w:rPr>
+                <w:rStyle w:val="a7"/>
+                <w:bCs/>
+              </w:rPr>
+              <w:t>prepare_wallet_user1_org5.py</w:t>
+            </w:r>
+            <w:r>
+              <w:rPr>
+                <w:bCs/>
+              </w:rPr>
+              <w:fldChar w:fldCharType="end"/>
             </w:r>
           </w:p>
           <w:p>
@@ -25052,7 +25259,37 @@
               <w:rPr>
                 <w:b/>
               </w:rPr>
+              <w:fldChar w:fldCharType="begin"/>
+            </w:r>
+            <w:r>
+              <w:rPr>
+                <w:b/>
+              </w:rPr>
+              <w:instrText xml:space="preserve"> HYPERLINK "https://gist.github.com/Canhui/e06ecea4f8980ea4b625cb4d7a63f684" </w:instrText>
+            </w:r>
+            <w:r>
+              <w:rPr>
+                <w:b/>
+              </w:rPr>
+            </w:r>
+            <w:r>
+              <w:rPr>
+                <w:b/>
+              </w:rPr>
+              <w:fldChar w:fldCharType="separate"/>
+            </w:r>
+            <w:r>
+              <w:rPr>
+                <w:rStyle w:val="a7"/>
+                <w:b/>
+              </w:rPr>
               <w:t>all.sh</w:t>
+            </w:r>
+            <w:r>
+              <w:rPr>
+                <w:b/>
+              </w:rPr>
+              <w:fldChar w:fldCharType="end"/>
             </w:r>
           </w:p>
           <w:p>
@@ -25404,7 +25641,43 @@
               <w:rPr>
                 <w:bCs/>
               </w:rPr>
-              <w:t xml:space="preserve"> vi prepare_sdk_peer0_org3.sh</w:t>
+              <w:t xml:space="preserve"> vi </w:t>
+            </w:r>
+            <w:r>
+              <w:rPr>
+                <w:bCs/>
+              </w:rPr>
+              <w:fldChar w:fldCharType="begin"/>
+            </w:r>
+            <w:r>
+              <w:rPr>
+                <w:bCs/>
+              </w:rPr>
+              <w:instrText xml:space="preserve"> HYPERLINK "https://gist.github.com/Canhui/c9a7297c0920ba3bd27eb84d0ad145af" </w:instrText>
+            </w:r>
+            <w:r>
+              <w:rPr>
+                <w:bCs/>
+              </w:rPr>
+            </w:r>
+            <w:r>
+              <w:rPr>
+                <w:bCs/>
+              </w:rPr>
+              <w:fldChar w:fldCharType="separate"/>
+            </w:r>
+            <w:r>
+              <w:rPr>
+                <w:rStyle w:val="a7"/>
+                <w:bCs/>
+              </w:rPr>
+              <w:t>prepare_sdk_peer0_org3.sh</w:t>
+            </w:r>
+            <w:r>
+              <w:rPr>
+                <w:bCs/>
+              </w:rPr>
+              <w:fldChar w:fldCharType="end"/>
             </w:r>
           </w:p>
           <w:p>
@@ -25424,7 +25697,43 @@
               <w:rPr>
                 <w:bCs/>
               </w:rPr>
-              <w:t xml:space="preserve"> vi prepare_sdk_peer0_org4.sh</w:t>
+              <w:t xml:space="preserve"> vi </w:t>
+            </w:r>
+            <w:r>
+              <w:rPr>
+                <w:bCs/>
+              </w:rPr>
+              <w:fldChar w:fldCharType="begin"/>
+            </w:r>
+            <w:r>
+              <w:rPr>
+                <w:bCs/>
+              </w:rPr>
+              <w:instrText xml:space="preserve"> HYPERLINK "https://gist.github.com/Canhui/bfaf01208446a10604e7904cb5cd06b5" </w:instrText>
+            </w:r>
+            <w:r>
+              <w:rPr>
+                <w:bCs/>
+              </w:rPr>
+            </w:r>
+            <w:r>
+              <w:rPr>
+                <w:bCs/>
+              </w:rPr>
+              <w:fldChar w:fldCharType="separate"/>
+            </w:r>
+            <w:r>
+              <w:rPr>
+                <w:rStyle w:val="a7"/>
+                <w:bCs/>
+              </w:rPr>
+              <w:t>prepare_sdk_peer0_org4.sh</w:t>
+            </w:r>
+            <w:r>
+              <w:rPr>
+                <w:bCs/>
+              </w:rPr>
+              <w:fldChar w:fldCharType="end"/>
             </w:r>
           </w:p>
           <w:p>
@@ -25444,7 +25753,43 @@
               <w:rPr>
                 <w:bCs/>
               </w:rPr>
-              <w:t xml:space="preserve"> vi prepare_sdk_peer0_org5.sh</w:t>
+              <w:t xml:space="preserve"> vi </w:t>
+            </w:r>
+            <w:r>
+              <w:rPr>
+                <w:bCs/>
+              </w:rPr>
+              <w:fldChar w:fldCharType="begin"/>
+            </w:r>
+            <w:r>
+              <w:rPr>
+                <w:bCs/>
+              </w:rPr>
+              <w:instrText xml:space="preserve"> HYPERLINK "https://gist.github.com/Canhui/2bf7328ddfdd59a6269a0cdfe3389696" </w:instrText>
+            </w:r>
+            <w:r>
+              <w:rPr>
+                <w:bCs/>
+              </w:rPr>
+            </w:r>
+            <w:r>
+              <w:rPr>
+                <w:bCs/>
+              </w:rPr>
+              <w:fldChar w:fldCharType="separate"/>
+            </w:r>
+            <w:r>
+              <w:rPr>
+                <w:rStyle w:val="a7"/>
+                <w:bCs/>
+              </w:rPr>
+              <w:t>prepare_sdk_peer0_org5.sh</w:t>
+            </w:r>
+            <w:r>
+              <w:rPr>
+                <w:bCs/>
+              </w:rPr>
+              <w:fldChar w:fldCharType="end"/>
             </w:r>
           </w:p>
           <w:p>
@@ -25471,7 +25816,42 @@
                 <w:b/>
                 <w:bCs/>
               </w:rPr>
+              <w:fldChar w:fldCharType="begin"/>
+            </w:r>
+            <w:r>
+              <w:rPr>
+                <w:b/>
+                <w:bCs/>
+              </w:rPr>
+              <w:instrText xml:space="preserve"> HYPERLINK "https://gist.github.com/Canhui/47098172a6b1fa99344e66d1d5ee85e3" </w:instrText>
+            </w:r>
+            <w:r>
+              <w:rPr>
+                <w:b/>
+                <w:bCs/>
+              </w:rPr>
+            </w:r>
+            <w:r>
+              <w:rPr>
+                <w:b/>
+                <w:bCs/>
+              </w:rPr>
+              <w:fldChar w:fldCharType="separate"/>
+            </w:r>
+            <w:r>
+              <w:rPr>
+                <w:rStyle w:val="a7"/>
+                <w:b/>
+                <w:bCs/>
+              </w:rPr>
               <w:t>all.sh</w:t>
+            </w:r>
+            <w:r>
+              <w:rPr>
+                <w:b/>
+                <w:bCs/>
+              </w:rPr>
+              <w:fldChar w:fldCharType="end"/>
             </w:r>
           </w:p>
         </w:tc>
@@ -25682,7 +26062,43 @@
               <w:rPr>
                 <w:bCs/>
               </w:rPr>
-              <w:t xml:space="preserve"> python prepare_wallet_user1_org3.py</w:t>
+              <w:t xml:space="preserve"> python </w:t>
+            </w:r>
+            <w:r>
+              <w:rPr>
+                <w:bCs/>
+              </w:rPr>
+              <w:fldChar w:fldCharType="begin"/>
+            </w:r>
+            <w:r>
+              <w:rPr>
+                <w:bCs/>
+              </w:rPr>
+              <w:instrText xml:space="preserve"> HYPERLINK "https://gist.github.com/Canhui/552d14bcf28073107c9eb9f5ac0e9726" </w:instrText>
+            </w:r>
+            <w:r>
+              <w:rPr>
+                <w:bCs/>
+              </w:rPr>
+            </w:r>
+            <w:r>
+              <w:rPr>
+                <w:bCs/>
+              </w:rPr>
+              <w:fldChar w:fldCharType="separate"/>
+            </w:r>
+            <w:r>
+              <w:rPr>
+                <w:rStyle w:val="a7"/>
+                <w:bCs/>
+              </w:rPr>
+              <w:t>prepare_wallet_user1_org3.py</w:t>
+            </w:r>
+            <w:r>
+              <w:rPr>
+                <w:bCs/>
+              </w:rPr>
+              <w:fldChar w:fldCharType="end"/>
             </w:r>
           </w:p>
           <w:p>
@@ -25702,7 +26118,43 @@
               <w:rPr>
                 <w:bCs/>
               </w:rPr>
-              <w:t xml:space="preserve"> python prepare_wallet_user1_org4.py</w:t>
+              <w:t xml:space="preserve"> python </w:t>
+            </w:r>
+            <w:r>
+              <w:rPr>
+                <w:bCs/>
+              </w:rPr>
+              <w:fldChar w:fldCharType="begin"/>
+            </w:r>
+            <w:r>
+              <w:rPr>
+                <w:bCs/>
+              </w:rPr>
+              <w:instrText xml:space="preserve"> HYPERLINK "https://gist.github.com/Canhui/c28c4489de9a6f8aa4bb0e634bc843ab" </w:instrText>
+            </w:r>
+            <w:r>
+              <w:rPr>
+                <w:bCs/>
+              </w:rPr>
+            </w:r>
+            <w:r>
+              <w:rPr>
+                <w:bCs/>
+              </w:rPr>
+              <w:fldChar w:fldCharType="separate"/>
+            </w:r>
+            <w:r>
+              <w:rPr>
+                <w:rStyle w:val="a7"/>
+                <w:bCs/>
+              </w:rPr>
+              <w:t>prepare_wallet_user1_org4.py</w:t>
+            </w:r>
+            <w:r>
+              <w:rPr>
+                <w:bCs/>
+              </w:rPr>
+              <w:fldChar w:fldCharType="end"/>
             </w:r>
           </w:p>
           <w:p>
@@ -25722,7 +26174,43 @@
               <w:rPr>
                 <w:bCs/>
               </w:rPr>
-              <w:t xml:space="preserve"> python prepare_wallet_user1_org5.py</w:t>
+              <w:t xml:space="preserve"> python </w:t>
+            </w:r>
+            <w:r>
+              <w:rPr>
+                <w:bCs/>
+              </w:rPr>
+              <w:fldChar w:fldCharType="begin"/>
+            </w:r>
+            <w:r>
+              <w:rPr>
+                <w:bCs/>
+              </w:rPr>
+              <w:instrText xml:space="preserve"> HYPERLINK "https://gist.github.com/Canhui/935bf73ab11014004df460007a898d64" </w:instrText>
+            </w:r>
+            <w:r>
+              <w:rPr>
+                <w:bCs/>
+              </w:rPr>
+            </w:r>
+            <w:r>
+              <w:rPr>
+                <w:bCs/>
+              </w:rPr>
+              <w:fldChar w:fldCharType="separate"/>
+            </w:r>
+            <w:r>
+              <w:rPr>
+                <w:rStyle w:val="a7"/>
+                <w:bCs/>
+              </w:rPr>
+              <w:t>prepare_wallet_user1_org5.py</w:t>
+            </w:r>
+            <w:r>
+              <w:rPr>
+                <w:bCs/>
+              </w:rPr>
+              <w:fldChar w:fldCharType="end"/>
             </w:r>
           </w:p>
           <w:p>
@@ -25749,7 +26237,42 @@
                 <w:b/>
                 <w:bCs/>
               </w:rPr>
+              <w:fldChar w:fldCharType="begin"/>
+            </w:r>
+            <w:r>
+              <w:rPr>
+                <w:b/>
+                <w:bCs/>
+              </w:rPr>
+              <w:instrText xml:space="preserve"> HYPERLINK "https://gist.github.com/Canhui/ff8c03d5553af949a1a9941f86854620" </w:instrText>
+            </w:r>
+            <w:r>
+              <w:rPr>
+                <w:b/>
+                <w:bCs/>
+              </w:rPr>
+            </w:r>
+            <w:r>
+              <w:rPr>
+                <w:b/>
+                <w:bCs/>
+              </w:rPr>
+              <w:fldChar w:fldCharType="separate"/>
+            </w:r>
+            <w:r>
+              <w:rPr>
+                <w:rStyle w:val="a7"/>
+                <w:b/>
+                <w:bCs/>
+              </w:rPr>
               <w:t>all.sh</w:t>
+            </w:r>
+            <w:r>
+              <w:rPr>
+                <w:b/>
+                <w:bCs/>
+              </w:rPr>
+              <w:fldChar w:fldCharType="end"/>
             </w:r>
           </w:p>
         </w:tc>
@@ -25839,10 +26362,45 @@
                 <w:b/>
                 <w:bCs/>
               </w:rPr>
+              <w:fldChar w:fldCharType="begin"/>
+            </w:r>
+            <w:r>
+              <w:rPr>
+                <w:b/>
+                <w:bCs/>
+              </w:rPr>
+              <w:instrText xml:space="preserve"> HYPERLINK "https://gist.github.com/Canhui/8c1948cb6d4c51e873b8512ef8e357ef" </w:instrText>
+            </w:r>
+            <w:r>
+              <w:rPr>
+                <w:b/>
+                <w:bCs/>
+              </w:rPr>
+            </w:r>
+            <w:r>
+              <w:rPr>
+                <w:b/>
+                <w:bCs/>
+              </w:rPr>
+              <w:fldChar w:fldCharType="separate"/>
+            </w:r>
+            <w:r>
+              <w:rPr>
+                <w:rStyle w:val="a7"/>
+                <w:b/>
+                <w:bCs/>
+              </w:rPr>
               <w:t>scp.sh</w:t>
             </w:r>
             <w:r>
               <w:rPr>
+                <w:b/>
+                <w:bCs/>
+              </w:rPr>
+              <w:fldChar w:fldCharType="end"/>
+            </w:r>
+            <w:r>
+              <w:rPr>
                 <w:bCs/>
               </w:rPr>
               <w:t xml:space="preserve"> // CLI copies files to all machines</w:t>
@@ -25879,7 +26437,42 @@
                 <w:b/>
                 <w:bCs/>
               </w:rPr>
+              <w:fldChar w:fldCharType="begin"/>
+            </w:r>
+            <w:r>
+              <w:rPr>
+                <w:b/>
+                <w:bCs/>
+              </w:rPr>
+              <w:instrText xml:space="preserve"> HYPERLINK "https://gist.github.com/Canhui/c84157779dbfca67c372e6e52fcc5ee1" </w:instrText>
+            </w:r>
+            <w:r>
+              <w:rPr>
+                <w:b/>
+                <w:bCs/>
+              </w:rPr>
+            </w:r>
+            <w:r>
+              <w:rPr>
+                <w:b/>
+                <w:bCs/>
+              </w:rPr>
+              <w:fldChar w:fldCharType="separate"/>
+            </w:r>
+            <w:r>
+              <w:rPr>
+                <w:rStyle w:val="a7"/>
+                <w:b/>
+                <w:bCs/>
+              </w:rPr>
               <w:t>ssh.sh</w:t>
+            </w:r>
+            <w:r>
+              <w:rPr>
+                <w:b/>
+                <w:bCs/>
+              </w:rPr>
+              <w:fldChar w:fldCharType="end"/>
             </w:r>
             <w:r>
               <w:rPr>
